--- a/defense/docs/DEFINITIONS_EN_GOST_2026-06-17.docx
+++ b/defense/docs/DEFINITIONS_EN_GOST_2026-06-17.docx
@@ -183,7 +183,7 @@
           <w:i w:val="0"/>
           <w:sz w:val="28"/>
         </w:rPr>
-        <w:t xml:space="preserve"> — image transformations (flips, rotations, zoom, brightness/contrast, PCA colour) applied to the training data to increase variability and improve generalization; the train-only Stage 6 of the pipeline.</w:t>
+        <w:t xml:space="preserve"> — image transformations (unified affine, ColorJitter [brightness/contrast/saturation/hue], Gaussian noise, JPEG compression) applied to the training data to increase variability and improve generalization; the train-only Stage 6 of the pipeline.</w:t>
       </w:r>
     </w:p>
     <w:p>
